--- a/downloads/student/Unit 02/Handout 02.02 - Interest Quiz.docx
+++ b/downloads/student/Unit 02/Handout 02.02 - Interest Quiz.docx
@@ -2417,7 +2417,7 @@
         <w:pStyle w:val="BodyText"/>
       </w:pPr>
       <w:r>
-        <w:t xml:space="preserve">Grade 8 stretch: for each career, write which of the 16 career clusters it belongs to (slide 9) and what education it needs after high school: none, a certificate, a two-year degree, a four-year degree, or more.</w:t>
+        <w:t xml:space="preserve">Grade 8 stretch: for each career, write which of the 16 career clusters it belongs to (slide 19) and what education it needs after high school: none, a certificate, a two-year degree, a four-year degree, or more.</w:t>
       </w:r>
     </w:p>
     <w:p>
